--- a/chapters/02/core/AIHE-A04/supp/AIHE-U/docx/AIHE-U_worked_example.docx
+++ b/chapters/02/core/AIHE-A04/supp/AIHE-U/docx/AIHE-U_worked_example.docx
@@ -5,7 +5,7 @@
     <w:p>
       <w:pPr>
         <w:pStyle w:val="Title"/>
-        <w:jc w:val="center"/>
+        <w:jc w:val="centre"/>
       </w:pPr>
       <w:r>
         <w:rPr>
@@ -27,7 +27,7 @@
     </w:p>
     <w:p>
       <w:pPr>
-        <w:jc w:val="center"/>
+        <w:jc w:val="centre"/>
       </w:pPr>
       <w:r>
         <w:rPr>
@@ -41,7 +41,7 @@
       <w:tblPr>
         <w:tblStyle w:val="TableGrid"/>
         <w:tblW w:type="auto" w:w="0"/>
-        <w:jc w:val="center"/>
+        <w:jc w:val="centre"/>
         <w:tblLook w:firstColumn="1" w:firstRow="1" w:lastColumn="0" w:lastRow="0" w:noHBand="0" w:noVBand="1" w:val="04A0"/>
       </w:tblPr>
       <w:tblGrid>
@@ -110,7 +110,7 @@
               <w:bottom w:w="80" w:type="dxa"/>
               <w:end w:w="80" w:type="dxa"/>
             </w:tcMar>
-            <w:vAlign w:val="center"/>
+            <w:vAlign w:val="centre"/>
           </w:tcPr>
           <w:p>
             <w:pPr>
@@ -184,7 +184,7 @@
               <w:bottom w:w="80" w:type="dxa"/>
               <w:end w:w="80" w:type="dxa"/>
             </w:tcMar>
-            <w:vAlign w:val="center"/>
+            <w:vAlign w:val="centre"/>
           </w:tcPr>
           <w:p>
             <w:pPr>
@@ -252,7 +252,7 @@
     </w:p>
     <w:p>
       <w:r>
-        <w:t>Complete the fields with the multidisciplinary team. Record evidence sources, assumptions, limitations, owners, dates, and decision thresholds. Use synthetic or appropriately governed data only. The worked example is fictional and is provided for teaching.</w:t>
+        <w:t>Complete the fields with the multidisciplinary team. Record evidence sources, assumptions, limitations, owners, dates, and decision thresholds. Use synthetic or appropriately governed data only. The worked example is fictional and is provided as a synthetic demonstration.</w:t>
       </w:r>
     </w:p>
     <w:p>
@@ -279,7 +279,7 @@
       <w:tblPr>
         <w:tblStyle w:val="TableGrid"/>
         <w:tblW w:type="auto" w:w="0"/>
-        <w:jc w:val="center"/>
+        <w:jc w:val="centre"/>
         <w:tblLook w:firstColumn="1" w:firstRow="1" w:lastColumn="0" w:lastRow="0" w:noHBand="0" w:noVBand="1" w:val="04A0"/>
       </w:tblPr>
       <w:tblGrid>
@@ -296,7 +296,7 @@
         <w:tc>
           <w:tcPr>
             <w:tcW w:type="dxa" w:w="2074"/>
-            <w:vAlign w:val="center"/>
+            <w:vAlign w:val="centre"/>
             <w:tcMar>
               <w:top w:w="80" w:type="dxa"/>
               <w:start w:w="80" w:type="dxa"/>
@@ -317,7 +317,7 @@
         <w:tc>
           <w:tcPr>
             <w:tcW w:type="dxa" w:w="2074"/>
-            <w:vAlign w:val="center"/>
+            <w:vAlign w:val="centre"/>
             <w:tcMar>
               <w:top w:w="80" w:type="dxa"/>
               <w:start w:w="80" w:type="dxa"/>
@@ -338,7 +338,7 @@
         <w:tc>
           <w:tcPr>
             <w:tcW w:type="dxa" w:w="2074"/>
-            <w:vAlign w:val="center"/>
+            <w:vAlign w:val="centre"/>
             <w:tcMar>
               <w:top w:w="80" w:type="dxa"/>
               <w:start w:w="80" w:type="dxa"/>
@@ -359,7 +359,7 @@
         <w:tc>
           <w:tcPr>
             <w:tcW w:type="dxa" w:w="2074"/>
-            <w:vAlign w:val="center"/>
+            <w:vAlign w:val="centre"/>
             <w:tcMar>
               <w:top w:w="80" w:type="dxa"/>
               <w:start w:w="80" w:type="dxa"/>
@@ -380,7 +380,7 @@
         <w:tc>
           <w:tcPr>
             <w:tcW w:type="dxa" w:w="2074"/>
-            <w:vAlign w:val="center"/>
+            <w:vAlign w:val="centre"/>
             <w:tcMar>
               <w:top w:w="80" w:type="dxa"/>
               <w:start w:w="80" w:type="dxa"/>
@@ -403,7 +403,7 @@
         <w:tc>
           <w:tcPr>
             <w:tcW w:type="dxa" w:w="2074"/>
-            <w:vAlign w:val="center"/>
+            <w:vAlign w:val="centre"/>
             <w:tcMar>
               <w:top w:w="80" w:type="dxa"/>
               <w:start w:w="80" w:type="dxa"/>
@@ -420,7 +420,7 @@
         <w:tc>
           <w:tcPr>
             <w:tcW w:type="dxa" w:w="2074"/>
-            <w:vAlign w:val="center"/>
+            <w:vAlign w:val="centre"/>
             <w:tcMar>
               <w:top w:w="80" w:type="dxa"/>
               <w:start w:w="80" w:type="dxa"/>
@@ -437,7 +437,7 @@
         <w:tc>
           <w:tcPr>
             <w:tcW w:type="dxa" w:w="2074"/>
-            <w:vAlign w:val="center"/>
+            <w:vAlign w:val="centre"/>
             <w:tcMar>
               <w:top w:w="80" w:type="dxa"/>
               <w:start w:w="80" w:type="dxa"/>
@@ -454,7 +454,7 @@
         <w:tc>
           <w:tcPr>
             <w:tcW w:type="dxa" w:w="2074"/>
-            <w:vAlign w:val="center"/>
+            <w:vAlign w:val="centre"/>
             <w:tcMar>
               <w:top w:w="80" w:type="dxa"/>
               <w:start w:w="80" w:type="dxa"/>
@@ -471,7 +471,7 @@
         <w:tc>
           <w:tcPr>
             <w:tcW w:type="dxa" w:w="2074"/>
-            <w:vAlign w:val="center"/>
+            <w:vAlign w:val="centre"/>
             <w:tcMar>
               <w:top w:w="80" w:type="dxa"/>
               <w:start w:w="80" w:type="dxa"/>
@@ -490,7 +490,7 @@
         <w:tc>
           <w:tcPr>
             <w:tcW w:type="dxa" w:w="2074"/>
-            <w:vAlign w:val="center"/>
+            <w:vAlign w:val="centre"/>
             <w:tcMar>
               <w:top w:w="80" w:type="dxa"/>
               <w:start w:w="80" w:type="dxa"/>
@@ -507,7 +507,7 @@
         <w:tc>
           <w:tcPr>
             <w:tcW w:type="dxa" w:w="2074"/>
-            <w:vAlign w:val="center"/>
+            <w:vAlign w:val="centre"/>
             <w:tcMar>
               <w:top w:w="80" w:type="dxa"/>
               <w:start w:w="80" w:type="dxa"/>
@@ -524,7 +524,7 @@
         <w:tc>
           <w:tcPr>
             <w:tcW w:type="dxa" w:w="2074"/>
-            <w:vAlign w:val="center"/>
+            <w:vAlign w:val="centre"/>
             <w:tcMar>
               <w:top w:w="80" w:type="dxa"/>
               <w:start w:w="80" w:type="dxa"/>
@@ -541,7 +541,7 @@
         <w:tc>
           <w:tcPr>
             <w:tcW w:type="dxa" w:w="2074"/>
-            <w:vAlign w:val="center"/>
+            <w:vAlign w:val="centre"/>
             <w:tcMar>
               <w:top w:w="80" w:type="dxa"/>
               <w:start w:w="80" w:type="dxa"/>
@@ -558,7 +558,7 @@
         <w:tc>
           <w:tcPr>
             <w:tcW w:type="dxa" w:w="2074"/>
-            <w:vAlign w:val="center"/>
+            <w:vAlign w:val="centre"/>
             <w:tcMar>
               <w:top w:w="80" w:type="dxa"/>
               <w:start w:w="80" w:type="dxa"/>
@@ -577,7 +577,7 @@
         <w:tc>
           <w:tcPr>
             <w:tcW w:type="dxa" w:w="2074"/>
-            <w:vAlign w:val="center"/>
+            <w:vAlign w:val="centre"/>
             <w:tcMar>
               <w:top w:w="80" w:type="dxa"/>
               <w:start w:w="80" w:type="dxa"/>
@@ -594,7 +594,7 @@
         <w:tc>
           <w:tcPr>
             <w:tcW w:type="dxa" w:w="2074"/>
-            <w:vAlign w:val="center"/>
+            <w:vAlign w:val="centre"/>
             <w:tcMar>
               <w:top w:w="80" w:type="dxa"/>
               <w:start w:w="80" w:type="dxa"/>
@@ -611,7 +611,7 @@
         <w:tc>
           <w:tcPr>
             <w:tcW w:type="dxa" w:w="2074"/>
-            <w:vAlign w:val="center"/>
+            <w:vAlign w:val="centre"/>
             <w:tcMar>
               <w:top w:w="80" w:type="dxa"/>
               <w:start w:w="80" w:type="dxa"/>
@@ -628,7 +628,7 @@
         <w:tc>
           <w:tcPr>
             <w:tcW w:type="dxa" w:w="2074"/>
-            <w:vAlign w:val="center"/>
+            <w:vAlign w:val="centre"/>
             <w:tcMar>
               <w:top w:w="80" w:type="dxa"/>
               <w:start w:w="80" w:type="dxa"/>
@@ -645,7 +645,7 @@
         <w:tc>
           <w:tcPr>
             <w:tcW w:type="dxa" w:w="2074"/>
-            <w:vAlign w:val="center"/>
+            <w:vAlign w:val="centre"/>
             <w:tcMar>
               <w:top w:w="80" w:type="dxa"/>
               <w:start w:w="80" w:type="dxa"/>
@@ -664,7 +664,7 @@
         <w:tc>
           <w:tcPr>
             <w:tcW w:type="dxa" w:w="2074"/>
-            <w:vAlign w:val="center"/>
+            <w:vAlign w:val="centre"/>
             <w:tcMar>
               <w:top w:w="80" w:type="dxa"/>
               <w:start w:w="80" w:type="dxa"/>
@@ -681,7 +681,7 @@
         <w:tc>
           <w:tcPr>
             <w:tcW w:type="dxa" w:w="2074"/>
-            <w:vAlign w:val="center"/>
+            <w:vAlign w:val="centre"/>
             <w:tcMar>
               <w:top w:w="80" w:type="dxa"/>
               <w:start w:w="80" w:type="dxa"/>
@@ -698,7 +698,7 @@
         <w:tc>
           <w:tcPr>
             <w:tcW w:type="dxa" w:w="2074"/>
-            <w:vAlign w:val="center"/>
+            <w:vAlign w:val="centre"/>
             <w:tcMar>
               <w:top w:w="80" w:type="dxa"/>
               <w:start w:w="80" w:type="dxa"/>
@@ -715,7 +715,7 @@
         <w:tc>
           <w:tcPr>
             <w:tcW w:type="dxa" w:w="2074"/>
-            <w:vAlign w:val="center"/>
+            <w:vAlign w:val="centre"/>
             <w:tcMar>
               <w:top w:w="80" w:type="dxa"/>
               <w:start w:w="80" w:type="dxa"/>
@@ -732,7 +732,7 @@
         <w:tc>
           <w:tcPr>
             <w:tcW w:type="dxa" w:w="2074"/>
-            <w:vAlign w:val="center"/>
+            <w:vAlign w:val="centre"/>
             <w:tcMar>
               <w:top w:w="80" w:type="dxa"/>
               <w:start w:w="80" w:type="dxa"/>
@@ -751,7 +751,7 @@
         <w:tc>
           <w:tcPr>
             <w:tcW w:type="dxa" w:w="2074"/>
-            <w:vAlign w:val="center"/>
+            <w:vAlign w:val="centre"/>
             <w:tcMar>
               <w:top w:w="80" w:type="dxa"/>
               <w:start w:w="80" w:type="dxa"/>
@@ -768,7 +768,7 @@
         <w:tc>
           <w:tcPr>
             <w:tcW w:type="dxa" w:w="2074"/>
-            <w:vAlign w:val="center"/>
+            <w:vAlign w:val="centre"/>
             <w:tcMar>
               <w:top w:w="80" w:type="dxa"/>
               <w:start w:w="80" w:type="dxa"/>
@@ -785,7 +785,7 @@
         <w:tc>
           <w:tcPr>
             <w:tcW w:type="dxa" w:w="2074"/>
-            <w:vAlign w:val="center"/>
+            <w:vAlign w:val="centre"/>
             <w:tcMar>
               <w:top w:w="80" w:type="dxa"/>
               <w:start w:w="80" w:type="dxa"/>
@@ -802,7 +802,7 @@
         <w:tc>
           <w:tcPr>
             <w:tcW w:type="dxa" w:w="2074"/>
-            <w:vAlign w:val="center"/>
+            <w:vAlign w:val="centre"/>
             <w:tcMar>
               <w:top w:w="80" w:type="dxa"/>
               <w:start w:w="80" w:type="dxa"/>
@@ -819,7 +819,7 @@
         <w:tc>
           <w:tcPr>
             <w:tcW w:type="dxa" w:w="2074"/>
-            <w:vAlign w:val="center"/>
+            <w:vAlign w:val="centre"/>
             <w:tcMar>
               <w:top w:w="80" w:type="dxa"/>
               <w:start w:w="80" w:type="dxa"/>
@@ -838,7 +838,7 @@
         <w:tc>
           <w:tcPr>
             <w:tcW w:type="dxa" w:w="2074"/>
-            <w:vAlign w:val="center"/>
+            <w:vAlign w:val="centre"/>
             <w:tcMar>
               <w:top w:w="80" w:type="dxa"/>
               <w:start w:w="80" w:type="dxa"/>
@@ -855,7 +855,7 @@
         <w:tc>
           <w:tcPr>
             <w:tcW w:type="dxa" w:w="2074"/>
-            <w:vAlign w:val="center"/>
+            <w:vAlign w:val="centre"/>
             <w:tcMar>
               <w:top w:w="80" w:type="dxa"/>
               <w:start w:w="80" w:type="dxa"/>
@@ -872,7 +872,7 @@
         <w:tc>
           <w:tcPr>
             <w:tcW w:type="dxa" w:w="2074"/>
-            <w:vAlign w:val="center"/>
+            <w:vAlign w:val="centre"/>
             <w:tcMar>
               <w:top w:w="80" w:type="dxa"/>
               <w:start w:w="80" w:type="dxa"/>
@@ -889,7 +889,7 @@
         <w:tc>
           <w:tcPr>
             <w:tcW w:type="dxa" w:w="2074"/>
-            <w:vAlign w:val="center"/>
+            <w:vAlign w:val="centre"/>
             <w:tcMar>
               <w:top w:w="80" w:type="dxa"/>
               <w:start w:w="80" w:type="dxa"/>
@@ -906,7 +906,7 @@
         <w:tc>
           <w:tcPr>
             <w:tcW w:type="dxa" w:w="2074"/>
-            <w:vAlign w:val="center"/>
+            <w:vAlign w:val="centre"/>
             <w:tcMar>
               <w:top w:w="80" w:type="dxa"/>
               <w:start w:w="80" w:type="dxa"/>
@@ -943,7 +943,7 @@
       <w:tblPr>
         <w:tblStyle w:val="TableGrid"/>
         <w:tblW w:type="auto" w:w="0"/>
-        <w:jc w:val="center"/>
+        <w:jc w:val="centre"/>
         <w:tblLook w:firstColumn="1" w:firstRow="1" w:lastColumn="0" w:lastRow="0" w:noHBand="0" w:noVBand="1" w:val="04A0"/>
       </w:tblPr>
       <w:tblGrid>
@@ -963,7 +963,7 @@
         <w:tc>
           <w:tcPr>
             <w:tcW w:type="dxa" w:w="1746"/>
-            <w:vAlign w:val="center"/>
+            <w:vAlign w:val="centre"/>
             <w:tcMar>
               <w:top w:w="80" w:type="dxa"/>
               <w:start w:w="80" w:type="dxa"/>
@@ -984,7 +984,7 @@
         <w:tc>
           <w:tcPr>
             <w:tcW w:type="dxa" w:w="1746"/>
-            <w:vAlign w:val="center"/>
+            <w:vAlign w:val="centre"/>
             <w:tcMar>
               <w:top w:w="80" w:type="dxa"/>
               <w:start w:w="80" w:type="dxa"/>
@@ -1005,7 +1005,7 @@
         <w:tc>
           <w:tcPr>
             <w:tcW w:type="dxa" w:w="1746"/>
-            <w:vAlign w:val="center"/>
+            <w:vAlign w:val="centre"/>
             <w:tcMar>
               <w:top w:w="80" w:type="dxa"/>
               <w:start w:w="80" w:type="dxa"/>
@@ -1026,7 +1026,7 @@
         <w:tc>
           <w:tcPr>
             <w:tcW w:type="dxa" w:w="1746"/>
-            <w:vAlign w:val="center"/>
+            <w:vAlign w:val="centre"/>
             <w:tcMar>
               <w:top w:w="80" w:type="dxa"/>
               <w:start w:w="80" w:type="dxa"/>
@@ -1047,7 +1047,7 @@
         <w:tc>
           <w:tcPr>
             <w:tcW w:type="dxa" w:w="1746"/>
-            <w:vAlign w:val="center"/>
+            <w:vAlign w:val="centre"/>
             <w:tcMar>
               <w:top w:w="80" w:type="dxa"/>
               <w:start w:w="80" w:type="dxa"/>
@@ -1068,7 +1068,7 @@
         <w:tc>
           <w:tcPr>
             <w:tcW w:type="dxa" w:w="1746"/>
-            <w:vAlign w:val="center"/>
+            <w:vAlign w:val="centre"/>
             <w:tcMar>
               <w:top w:w="80" w:type="dxa"/>
               <w:start w:w="80" w:type="dxa"/>
@@ -1089,7 +1089,7 @@
         <w:tc>
           <w:tcPr>
             <w:tcW w:type="dxa" w:w="1746"/>
-            <w:vAlign w:val="center"/>
+            <w:vAlign w:val="centre"/>
             <w:tcMar>
               <w:top w:w="80" w:type="dxa"/>
               <w:start w:w="80" w:type="dxa"/>
@@ -1110,7 +1110,7 @@
         <w:tc>
           <w:tcPr>
             <w:tcW w:type="dxa" w:w="1746"/>
-            <w:vAlign w:val="center"/>
+            <w:vAlign w:val="centre"/>
             <w:tcMar>
               <w:top w:w="80" w:type="dxa"/>
               <w:start w:w="80" w:type="dxa"/>
@@ -1133,7 +1133,7 @@
         <w:tc>
           <w:tcPr>
             <w:tcW w:type="dxa" w:w="1746"/>
-            <w:vAlign w:val="center"/>
+            <w:vAlign w:val="centre"/>
             <w:tcMar>
               <w:top w:w="80" w:type="dxa"/>
               <w:start w:w="80" w:type="dxa"/>
@@ -1148,7 +1148,7 @@
         <w:tc>
           <w:tcPr>
             <w:tcW w:type="dxa" w:w="1746"/>
-            <w:vAlign w:val="center"/>
+            <w:vAlign w:val="centre"/>
             <w:tcMar>
               <w:top w:w="80" w:type="dxa"/>
               <w:start w:w="80" w:type="dxa"/>
@@ -1163,7 +1163,7 @@
         <w:tc>
           <w:tcPr>
             <w:tcW w:type="dxa" w:w="1746"/>
-            <w:vAlign w:val="center"/>
+            <w:vAlign w:val="centre"/>
             <w:tcMar>
               <w:top w:w="80" w:type="dxa"/>
               <w:start w:w="80" w:type="dxa"/>
@@ -1178,7 +1178,7 @@
         <w:tc>
           <w:tcPr>
             <w:tcW w:type="dxa" w:w="1746"/>
-            <w:vAlign w:val="center"/>
+            <w:vAlign w:val="centre"/>
             <w:tcMar>
               <w:top w:w="80" w:type="dxa"/>
               <w:start w:w="80" w:type="dxa"/>
@@ -1193,7 +1193,7 @@
         <w:tc>
           <w:tcPr>
             <w:tcW w:type="dxa" w:w="1746"/>
-            <w:vAlign w:val="center"/>
+            <w:vAlign w:val="centre"/>
             <w:tcMar>
               <w:top w:w="80" w:type="dxa"/>
               <w:start w:w="80" w:type="dxa"/>
@@ -1208,7 +1208,7 @@
         <w:tc>
           <w:tcPr>
             <w:tcW w:type="dxa" w:w="1746"/>
-            <w:vAlign w:val="center"/>
+            <w:vAlign w:val="centre"/>
             <w:tcMar>
               <w:top w:w="80" w:type="dxa"/>
               <w:start w:w="80" w:type="dxa"/>
@@ -1223,7 +1223,7 @@
         <w:tc>
           <w:tcPr>
             <w:tcW w:type="dxa" w:w="1746"/>
-            <w:vAlign w:val="center"/>
+            <w:vAlign w:val="centre"/>
             <w:tcMar>
               <w:top w:w="80" w:type="dxa"/>
               <w:start w:w="80" w:type="dxa"/>
@@ -1238,7 +1238,7 @@
         <w:tc>
           <w:tcPr>
             <w:tcW w:type="dxa" w:w="1746"/>
-            <w:vAlign w:val="center"/>
+            <w:vAlign w:val="centre"/>
             <w:tcMar>
               <w:top w:w="80" w:type="dxa"/>
               <w:start w:w="80" w:type="dxa"/>
@@ -1255,7 +1255,7 @@
         <w:tc>
           <w:tcPr>
             <w:tcW w:type="dxa" w:w="1746"/>
-            <w:vAlign w:val="center"/>
+            <w:vAlign w:val="centre"/>
             <w:tcMar>
               <w:top w:w="80" w:type="dxa"/>
               <w:start w:w="80" w:type="dxa"/>
@@ -1270,7 +1270,7 @@
         <w:tc>
           <w:tcPr>
             <w:tcW w:type="dxa" w:w="1746"/>
-            <w:vAlign w:val="center"/>
+            <w:vAlign w:val="centre"/>
             <w:tcMar>
               <w:top w:w="80" w:type="dxa"/>
               <w:start w:w="80" w:type="dxa"/>
@@ -1285,7 +1285,7 @@
         <w:tc>
           <w:tcPr>
             <w:tcW w:type="dxa" w:w="1746"/>
-            <w:vAlign w:val="center"/>
+            <w:vAlign w:val="centre"/>
             <w:tcMar>
               <w:top w:w="80" w:type="dxa"/>
               <w:start w:w="80" w:type="dxa"/>
@@ -1300,7 +1300,7 @@
         <w:tc>
           <w:tcPr>
             <w:tcW w:type="dxa" w:w="1746"/>
-            <w:vAlign w:val="center"/>
+            <w:vAlign w:val="centre"/>
             <w:tcMar>
               <w:top w:w="80" w:type="dxa"/>
               <w:start w:w="80" w:type="dxa"/>
@@ -1315,7 +1315,7 @@
         <w:tc>
           <w:tcPr>
             <w:tcW w:type="dxa" w:w="1746"/>
-            <w:vAlign w:val="center"/>
+            <w:vAlign w:val="centre"/>
             <w:tcMar>
               <w:top w:w="80" w:type="dxa"/>
               <w:start w:w="80" w:type="dxa"/>
@@ -1330,7 +1330,7 @@
         <w:tc>
           <w:tcPr>
             <w:tcW w:type="dxa" w:w="1746"/>
-            <w:vAlign w:val="center"/>
+            <w:vAlign w:val="centre"/>
             <w:tcMar>
               <w:top w:w="80" w:type="dxa"/>
               <w:start w:w="80" w:type="dxa"/>
@@ -1345,7 +1345,7 @@
         <w:tc>
           <w:tcPr>
             <w:tcW w:type="dxa" w:w="1746"/>
-            <w:vAlign w:val="center"/>
+            <w:vAlign w:val="centre"/>
             <w:tcMar>
               <w:top w:w="80" w:type="dxa"/>
               <w:start w:w="80" w:type="dxa"/>
@@ -1360,7 +1360,7 @@
         <w:tc>
           <w:tcPr>
             <w:tcW w:type="dxa" w:w="1746"/>
-            <w:vAlign w:val="center"/>
+            <w:vAlign w:val="centre"/>
             <w:tcMar>
               <w:top w:w="80" w:type="dxa"/>
               <w:start w:w="80" w:type="dxa"/>
@@ -1377,7 +1377,7 @@
         <w:tc>
           <w:tcPr>
             <w:tcW w:type="dxa" w:w="1746"/>
-            <w:vAlign w:val="center"/>
+            <w:vAlign w:val="centre"/>
             <w:tcMar>
               <w:top w:w="80" w:type="dxa"/>
               <w:start w:w="80" w:type="dxa"/>
@@ -1392,7 +1392,7 @@
         <w:tc>
           <w:tcPr>
             <w:tcW w:type="dxa" w:w="1746"/>
-            <w:vAlign w:val="center"/>
+            <w:vAlign w:val="centre"/>
             <w:tcMar>
               <w:top w:w="80" w:type="dxa"/>
               <w:start w:w="80" w:type="dxa"/>
@@ -1407,7 +1407,7 @@
         <w:tc>
           <w:tcPr>
             <w:tcW w:type="dxa" w:w="1746"/>
-            <w:vAlign w:val="center"/>
+            <w:vAlign w:val="centre"/>
             <w:tcMar>
               <w:top w:w="80" w:type="dxa"/>
               <w:start w:w="80" w:type="dxa"/>
@@ -1422,7 +1422,7 @@
         <w:tc>
           <w:tcPr>
             <w:tcW w:type="dxa" w:w="1746"/>
-            <w:vAlign w:val="center"/>
+            <w:vAlign w:val="centre"/>
             <w:tcMar>
               <w:top w:w="80" w:type="dxa"/>
               <w:start w:w="80" w:type="dxa"/>
@@ -1437,7 +1437,7 @@
         <w:tc>
           <w:tcPr>
             <w:tcW w:type="dxa" w:w="1746"/>
-            <w:vAlign w:val="center"/>
+            <w:vAlign w:val="centre"/>
             <w:tcMar>
               <w:top w:w="80" w:type="dxa"/>
               <w:start w:w="80" w:type="dxa"/>
@@ -1452,7 +1452,7 @@
         <w:tc>
           <w:tcPr>
             <w:tcW w:type="dxa" w:w="1746"/>
-            <w:vAlign w:val="center"/>
+            <w:vAlign w:val="centre"/>
             <w:tcMar>
               <w:top w:w="80" w:type="dxa"/>
               <w:start w:w="80" w:type="dxa"/>
@@ -1467,7 +1467,7 @@
         <w:tc>
           <w:tcPr>
             <w:tcW w:type="dxa" w:w="1746"/>
-            <w:vAlign w:val="center"/>
+            <w:vAlign w:val="centre"/>
             <w:tcMar>
               <w:top w:w="80" w:type="dxa"/>
               <w:start w:w="80" w:type="dxa"/>
@@ -1482,7 +1482,7 @@
         <w:tc>
           <w:tcPr>
             <w:tcW w:type="dxa" w:w="1746"/>
-            <w:vAlign w:val="center"/>
+            <w:vAlign w:val="centre"/>
             <w:tcMar>
               <w:top w:w="80" w:type="dxa"/>
               <w:start w:w="80" w:type="dxa"/>
@@ -1499,7 +1499,7 @@
         <w:tc>
           <w:tcPr>
             <w:tcW w:type="dxa" w:w="1746"/>
-            <w:vAlign w:val="center"/>
+            <w:vAlign w:val="centre"/>
             <w:tcMar>
               <w:top w:w="80" w:type="dxa"/>
               <w:start w:w="80" w:type="dxa"/>
@@ -1514,7 +1514,7 @@
         <w:tc>
           <w:tcPr>
             <w:tcW w:type="dxa" w:w="1746"/>
-            <w:vAlign w:val="center"/>
+            <w:vAlign w:val="centre"/>
             <w:tcMar>
               <w:top w:w="80" w:type="dxa"/>
               <w:start w:w="80" w:type="dxa"/>
@@ -1529,7 +1529,7 @@
         <w:tc>
           <w:tcPr>
             <w:tcW w:type="dxa" w:w="1746"/>
-            <w:vAlign w:val="center"/>
+            <w:vAlign w:val="centre"/>
             <w:tcMar>
               <w:top w:w="80" w:type="dxa"/>
               <w:start w:w="80" w:type="dxa"/>
@@ -1544,7 +1544,7 @@
         <w:tc>
           <w:tcPr>
             <w:tcW w:type="dxa" w:w="1746"/>
-            <w:vAlign w:val="center"/>
+            <w:vAlign w:val="centre"/>
             <w:tcMar>
               <w:top w:w="80" w:type="dxa"/>
               <w:start w:w="80" w:type="dxa"/>
@@ -1559,7 +1559,7 @@
         <w:tc>
           <w:tcPr>
             <w:tcW w:type="dxa" w:w="1746"/>
-            <w:vAlign w:val="center"/>
+            <w:vAlign w:val="centre"/>
             <w:tcMar>
               <w:top w:w="80" w:type="dxa"/>
               <w:start w:w="80" w:type="dxa"/>
@@ -1574,7 +1574,7 @@
         <w:tc>
           <w:tcPr>
             <w:tcW w:type="dxa" w:w="1746"/>
-            <w:vAlign w:val="center"/>
+            <w:vAlign w:val="centre"/>
             <w:tcMar>
               <w:top w:w="80" w:type="dxa"/>
               <w:start w:w="80" w:type="dxa"/>
@@ -1589,7 +1589,7 @@
         <w:tc>
           <w:tcPr>
             <w:tcW w:type="dxa" w:w="1746"/>
-            <w:vAlign w:val="center"/>
+            <w:vAlign w:val="centre"/>
             <w:tcMar>
               <w:top w:w="80" w:type="dxa"/>
               <w:start w:w="80" w:type="dxa"/>
@@ -1604,7 +1604,7 @@
         <w:tc>
           <w:tcPr>
             <w:tcW w:type="dxa" w:w="1746"/>
-            <w:vAlign w:val="center"/>
+            <w:vAlign w:val="centre"/>
             <w:tcMar>
               <w:top w:w="80" w:type="dxa"/>
               <w:start w:w="80" w:type="dxa"/>
@@ -1621,7 +1621,7 @@
         <w:tc>
           <w:tcPr>
             <w:tcW w:type="dxa" w:w="1746"/>
-            <w:vAlign w:val="center"/>
+            <w:vAlign w:val="centre"/>
             <w:tcMar>
               <w:top w:w="80" w:type="dxa"/>
               <w:start w:w="80" w:type="dxa"/>
@@ -1636,7 +1636,7 @@
         <w:tc>
           <w:tcPr>
             <w:tcW w:type="dxa" w:w="1746"/>
-            <w:vAlign w:val="center"/>
+            <w:vAlign w:val="centre"/>
             <w:tcMar>
               <w:top w:w="80" w:type="dxa"/>
               <w:start w:w="80" w:type="dxa"/>
@@ -1651,7 +1651,7 @@
         <w:tc>
           <w:tcPr>
             <w:tcW w:type="dxa" w:w="1746"/>
-            <w:vAlign w:val="center"/>
+            <w:vAlign w:val="centre"/>
             <w:tcMar>
               <w:top w:w="80" w:type="dxa"/>
               <w:start w:w="80" w:type="dxa"/>
@@ -1666,7 +1666,7 @@
         <w:tc>
           <w:tcPr>
             <w:tcW w:type="dxa" w:w="1746"/>
-            <w:vAlign w:val="center"/>
+            <w:vAlign w:val="centre"/>
             <w:tcMar>
               <w:top w:w="80" w:type="dxa"/>
               <w:start w:w="80" w:type="dxa"/>
@@ -1681,7 +1681,7 @@
         <w:tc>
           <w:tcPr>
             <w:tcW w:type="dxa" w:w="1746"/>
-            <w:vAlign w:val="center"/>
+            <w:vAlign w:val="centre"/>
             <w:tcMar>
               <w:top w:w="80" w:type="dxa"/>
               <w:start w:w="80" w:type="dxa"/>
@@ -1696,7 +1696,7 @@
         <w:tc>
           <w:tcPr>
             <w:tcW w:type="dxa" w:w="1746"/>
-            <w:vAlign w:val="center"/>
+            <w:vAlign w:val="centre"/>
             <w:tcMar>
               <w:top w:w="80" w:type="dxa"/>
               <w:start w:w="80" w:type="dxa"/>
@@ -1711,7 +1711,7 @@
         <w:tc>
           <w:tcPr>
             <w:tcW w:type="dxa" w:w="1746"/>
-            <w:vAlign w:val="center"/>
+            <w:vAlign w:val="centre"/>
             <w:tcMar>
               <w:top w:w="80" w:type="dxa"/>
               <w:start w:w="80" w:type="dxa"/>
@@ -1726,7 +1726,7 @@
         <w:tc>
           <w:tcPr>
             <w:tcW w:type="dxa" w:w="1746"/>
-            <w:vAlign w:val="center"/>
+            <w:vAlign w:val="centre"/>
             <w:tcMar>
               <w:top w:w="80" w:type="dxa"/>
               <w:start w:w="80" w:type="dxa"/>
@@ -1745,7 +1745,7 @@
       <w:tblPr>
         <w:tblStyle w:val="TableGrid"/>
         <w:tblW w:type="auto" w:w="0"/>
-        <w:jc w:val="center"/>
+        <w:jc w:val="centre"/>
         <w:tblLook w:firstColumn="1" w:firstRow="1" w:lastColumn="0" w:lastRow="0" w:noHBand="0" w:noVBand="1" w:val="04A0"/>
       </w:tblPr>
       <w:tblGrid>
@@ -1759,7 +1759,7 @@
         <w:tc>
           <w:tcPr>
             <w:tcW w:type="dxa" w:w="6984"/>
-            <w:vAlign w:val="center"/>
+            <w:vAlign w:val="centre"/>
             <w:tcMar>
               <w:top w:w="80" w:type="dxa"/>
               <w:start w:w="80" w:type="dxa"/>
@@ -1780,7 +1780,7 @@
         <w:tc>
           <w:tcPr>
             <w:tcW w:type="dxa" w:w="6984"/>
-            <w:vAlign w:val="center"/>
+            <w:vAlign w:val="centre"/>
             <w:tcMar>
               <w:top w:w="80" w:type="dxa"/>
               <w:start w:w="80" w:type="dxa"/>
@@ -1803,7 +1803,7 @@
         <w:tc>
           <w:tcPr>
             <w:tcW w:type="dxa" w:w="6984"/>
-            <w:vAlign w:val="center"/>
+            <w:vAlign w:val="centre"/>
             <w:tcMar>
               <w:top w:w="80" w:type="dxa"/>
               <w:start w:w="80" w:type="dxa"/>
@@ -1820,7 +1820,7 @@
         <w:tc>
           <w:tcPr>
             <w:tcW w:type="dxa" w:w="6984"/>
-            <w:vAlign w:val="center"/>
+            <w:vAlign w:val="centre"/>
             <w:tcMar>
               <w:top w:w="80" w:type="dxa"/>
               <w:start w:w="80" w:type="dxa"/>
@@ -1839,7 +1839,7 @@
         <w:tc>
           <w:tcPr>
             <w:tcW w:type="dxa" w:w="6984"/>
-            <w:vAlign w:val="center"/>
+            <w:vAlign w:val="centre"/>
             <w:tcMar>
               <w:top w:w="80" w:type="dxa"/>
               <w:start w:w="80" w:type="dxa"/>
@@ -1856,7 +1856,7 @@
         <w:tc>
           <w:tcPr>
             <w:tcW w:type="dxa" w:w="6984"/>
-            <w:vAlign w:val="center"/>
+            <w:vAlign w:val="centre"/>
             <w:tcMar>
               <w:top w:w="80" w:type="dxa"/>
               <w:start w:w="80" w:type="dxa"/>
@@ -1875,7 +1875,7 @@
         <w:tc>
           <w:tcPr>
             <w:tcW w:type="dxa" w:w="6984"/>
-            <w:vAlign w:val="center"/>
+            <w:vAlign w:val="centre"/>
             <w:tcMar>
               <w:top w:w="80" w:type="dxa"/>
               <w:start w:w="80" w:type="dxa"/>
@@ -1892,7 +1892,7 @@
         <w:tc>
           <w:tcPr>
             <w:tcW w:type="dxa" w:w="6984"/>
-            <w:vAlign w:val="center"/>
+            <w:vAlign w:val="centre"/>
             <w:tcMar>
               <w:top w:w="80" w:type="dxa"/>
               <w:start w:w="80" w:type="dxa"/>
@@ -1911,7 +1911,7 @@
         <w:tc>
           <w:tcPr>
             <w:tcW w:type="dxa" w:w="6984"/>
-            <w:vAlign w:val="center"/>
+            <w:vAlign w:val="centre"/>
             <w:tcMar>
               <w:top w:w="80" w:type="dxa"/>
               <w:start w:w="80" w:type="dxa"/>
@@ -1928,7 +1928,7 @@
         <w:tc>
           <w:tcPr>
             <w:tcW w:type="dxa" w:w="6984"/>
-            <w:vAlign w:val="center"/>
+            <w:vAlign w:val="centre"/>
             <w:tcMar>
               <w:top w:w="80" w:type="dxa"/>
               <w:start w:w="80" w:type="dxa"/>
@@ -1947,7 +1947,7 @@
         <w:tc>
           <w:tcPr>
             <w:tcW w:type="dxa" w:w="6984"/>
-            <w:vAlign w:val="center"/>
+            <w:vAlign w:val="centre"/>
             <w:tcMar>
               <w:top w:w="80" w:type="dxa"/>
               <w:start w:w="80" w:type="dxa"/>
@@ -1964,7 +1964,7 @@
         <w:tc>
           <w:tcPr>
             <w:tcW w:type="dxa" w:w="6984"/>
-            <w:vAlign w:val="center"/>
+            <w:vAlign w:val="centre"/>
             <w:tcMar>
               <w:top w:w="80" w:type="dxa"/>
               <w:start w:w="80" w:type="dxa"/>
@@ -1983,7 +1983,7 @@
         <w:tc>
           <w:tcPr>
             <w:tcW w:type="dxa" w:w="6984"/>
-            <w:vAlign w:val="center"/>
+            <w:vAlign w:val="centre"/>
             <w:tcMar>
               <w:top w:w="80" w:type="dxa"/>
               <w:start w:w="80" w:type="dxa"/>
@@ -2000,7 +2000,7 @@
         <w:tc>
           <w:tcPr>
             <w:tcW w:type="dxa" w:w="6984"/>
-            <w:vAlign w:val="center"/>
+            <w:vAlign w:val="centre"/>
             <w:tcMar>
               <w:top w:w="80" w:type="dxa"/>
               <w:start w:w="80" w:type="dxa"/>
@@ -2019,7 +2019,7 @@
         <w:tc>
           <w:tcPr>
             <w:tcW w:type="dxa" w:w="6984"/>
-            <w:vAlign w:val="center"/>
+            <w:vAlign w:val="centre"/>
             <w:tcMar>
               <w:top w:w="80" w:type="dxa"/>
               <w:start w:w="80" w:type="dxa"/>
@@ -2036,7 +2036,7 @@
         <w:tc>
           <w:tcPr>
             <w:tcW w:type="dxa" w:w="6984"/>
-            <w:vAlign w:val="center"/>
+            <w:vAlign w:val="centre"/>
             <w:tcMar>
               <w:top w:w="80" w:type="dxa"/>
               <w:start w:w="80" w:type="dxa"/>
@@ -2055,7 +2055,7 @@
         <w:tc>
           <w:tcPr>
             <w:tcW w:type="dxa" w:w="6984"/>
-            <w:vAlign w:val="center"/>
+            <w:vAlign w:val="centre"/>
             <w:tcMar>
               <w:top w:w="80" w:type="dxa"/>
               <w:start w:w="80" w:type="dxa"/>
@@ -2072,7 +2072,7 @@
         <w:tc>
           <w:tcPr>
             <w:tcW w:type="dxa" w:w="6984"/>
-            <w:vAlign w:val="center"/>
+            <w:vAlign w:val="centre"/>
             <w:tcMar>
               <w:top w:w="80" w:type="dxa"/>
               <w:start w:w="80" w:type="dxa"/>
@@ -2178,21 +2178,14 @@
   <w:p>
     <w:pPr>
       <w:pStyle w:val="Footer"/>
-      <w:jc w:val="center"/>
+      <w:jc w:val="centre"/>
     </w:pPr>
     <w:r>
       <w:rPr>
-        <w:color w:val="646464"/>
-        <w:sz w:val="14"/>
-      </w:rPr>
-      <w:t>Copyright © 2026 Author(s) of Artificial Intelligence and Healthcare Economics | V1.0 | CC BY-NC 4.0 content notice</w:t>
-    </w:r>
-    <w:r>
-      <w:rPr>
-        <w:color w:val="646464"/>
-        <w:sz w:val="14"/>
-      </w:rPr>
-      <w:t>Copyright © 2026 Author(s) of Artificial Intelligence and Healthcare Economics | V1.0 | CC BY-NC 4.0 content notice</w:t>
+        <w:color w:val="5F5A5B"/>
+        <w:sz w:val="15"/>
+      </w:rPr>
+      <w:t>Muthana Zouri · Carmen Marinela Cumpăt · Grigore T. Popa University of Medicine and Pharmacy Publishing House · 2026</w:t>
     </w:r>
   </w:p>
 </w:ftr>
@@ -2223,7 +2216,25 @@
   <w:p>
     <w:pPr>
       <w:pStyle w:val="Header"/>
-    </w:pPr>
+      <w:jc w:val="centre"/>
+    </w:pPr>
+    <w:r/>
+    <w:r>
+      <w:rPr>
+        <w:rFonts w:ascii="Georgia" w:hAnsi="Georgia"/>
+        <w:b/>
+        <w:color w:val="7B1734"/>
+        <w:sz w:val="17"/>
+      </w:rPr>
+      <w:t>Artificial Intelligence and Healthcare Economics</w:t>
+    </w:r>
+    <w:r>
+      <w:rPr>
+        <w:color w:val="5F5A5B"/>
+        <w:sz w:val="16"/>
+      </w:rPr>
+      <w:t xml:space="preserve"> · Digital Resource Companion · V1.0</w:t>
+    </w:r>
   </w:p>
 </w:hdr>
 </file>
@@ -2625,7 +2636,7 @@
     <w:rsid w:val="00E618BF"/>
     <w:pPr>
       <w:tabs>
-        <w:tab w:val="center" w:pos="4680"/>
+        <w:tab w:val="centre" w:pos="4680"/>
         <w:tab w:val="right" w:pos="9360"/>
       </w:tabs>
       <w:spacing w:after="0" w:line="240" w:lineRule="auto"/>
@@ -2647,7 +2658,7 @@
     <w:rsid w:val="00E618BF"/>
     <w:pPr>
       <w:tabs>
-        <w:tab w:val="center" w:pos="4680"/>
+        <w:tab w:val="centre" w:pos="4680"/>
         <w:tab w:val="right" w:pos="9360"/>
       </w:tabs>
       <w:spacing w:after="0" w:line="240" w:lineRule="auto"/>
